--- a/06-视图与范围/系统上下文图(CD).docx
+++ b/06-视图与范围/系统上下文图(CD).docx
@@ -45,7 +45,7 @@
           </w:tcPr>
           <w:p>
             <w:r>
-              <w:t>SRA2026-CD-V1.1</w:t>
+              <w:t>SRA2026-CD-V1.3</w:t>
             </w:r>
           </w:p>
         </w:tc>
@@ -67,7 +67,7 @@
           </w:tcPr>
           <w:p>
             <w:r>
-              <w:t>V1.1</w:t>
+              <w:t>V1.3</w:t>
             </w:r>
           </w:p>
         </w:tc>
@@ -89,7 +89,7 @@
           </w:tcPr>
           <w:p>
             <w:r>
-              <w:t>修订稿</w:t>
+              <w:t>基线版</w:t>
             </w:r>
           </w:p>
         </w:tc>

--- a/06-视图与范围/系统上下文图(CD).docx
+++ b/06-视图与范围/系统上下文图(CD).docx
@@ -4,10 +4,178 @@
   <w:body>
     <w:p>
       <w:pPr>
-        <w:pStyle w:val="Title"/>
+        <w:jc w:val="left"/>
       </w:pPr>
       <w:r>
-        <w:t>系统上下文图说明</w:t>
+        <w:rPr>
+          <w:sz w:val="22"/>
+        </w:rPr>
+      </w:r>
+    </w:p>
+    <w:p>
+      <w:pPr>
+        <w:jc w:val="center"/>
+      </w:pPr>
+      <w:r>
+        <w:rPr>
+          <w:b/>
+          <w:sz w:val="44"/>
+        </w:rPr>
+        <w:t>校务问答机器人</w:t>
+      </w:r>
+    </w:p>
+    <w:p>
+      <w:pPr>
+        <w:jc w:val="center"/>
+      </w:pPr>
+      <w:r>
+        <w:rPr>
+          <w:b/>
+          <w:sz w:val="36"/>
+        </w:rPr>
+        <w:t>系统上下文图(CD)</w:t>
+      </w:r>
+    </w:p>
+    <w:p>
+      <w:pPr>
+        <w:jc w:val="center"/>
+      </w:pPr>
+      <w:r>
+        <w:drawing>
+          <wp:inline xmlns:a="http://schemas.openxmlformats.org/drawingml/2006/main" xmlns:pic="http://schemas.openxmlformats.org/drawingml/2006/picture">
+            <wp:extent cx="1143000" cy="953011"/>
+            <wp:docPr id="1" name="Picture 1"/>
+            <wp:cNvGraphicFramePr>
+              <a:graphicFrameLocks noChangeAspect="1"/>
+            </wp:cNvGraphicFramePr>
+            <a:graphic>
+              <a:graphicData uri="http://schemas.openxmlformats.org/drawingml/2006/picture">
+                <pic:pic>
+                  <pic:nvPicPr>
+                    <pic:cNvPr id="0" name="image.png"/>
+                    <pic:cNvPicPr/>
+                  </pic:nvPicPr>
+                  <pic:blipFill>
+                    <a:blip r:embed="rId9"/>
+                    <a:stretch>
+                      <a:fillRect/>
+                    </a:stretch>
+                  </pic:blipFill>
+                  <pic:spPr>
+                    <a:xfrm>
+                      <a:off x="0" y="0"/>
+                      <a:ext cx="1143000" cy="953011"/>
+                    </a:xfrm>
+                    <a:prstGeom prst="rect"/>
+                  </pic:spPr>
+                </pic:pic>
+              </a:graphicData>
+            </a:graphic>
+          </wp:inline>
+        </w:drawing>
+      </w:r>
+    </w:p>
+    <w:p>
+      <w:pPr>
+        <w:jc w:val="left"/>
+      </w:pPr>
+      <w:r>
+        <w:rPr>
+          <w:sz w:val="22"/>
+        </w:rPr>
+      </w:r>
+    </w:p>
+    <w:p>
+      <w:pPr>
+        <w:jc w:val="left"/>
+      </w:pPr>
+      <w:r>
+        <w:rPr>
+          <w:sz w:val="22"/>
+        </w:rPr>
+        <w:t>项目名称：智慧校园助手（SRA2026）校务问答机器人</w:t>
+      </w:r>
+    </w:p>
+    <w:p>
+      <w:pPr>
+        <w:jc w:val="left"/>
+      </w:pPr>
+      <w:r>
+        <w:rPr>
+          <w:sz w:val="22"/>
+        </w:rPr>
+        <w:t>文档编号：SRA2026-CD-V1.3</w:t>
+      </w:r>
+    </w:p>
+    <w:p>
+      <w:pPr>
+        <w:jc w:val="left"/>
+      </w:pPr>
+      <w:r>
+        <w:rPr>
+          <w:sz w:val="22"/>
+        </w:rPr>
+        <w:t>版本：V1.3</w:t>
+      </w:r>
+    </w:p>
+    <w:p>
+      <w:pPr>
+        <w:jc w:val="left"/>
+      </w:pPr>
+      <w:r>
+        <w:rPr>
+          <w:sz w:val="22"/>
+        </w:rPr>
+        <w:t>状态：基线定稿</w:t>
+      </w:r>
+    </w:p>
+    <w:p>
+      <w:pPr>
+        <w:jc w:val="left"/>
+      </w:pPr>
+      <w:r>
+        <w:rPr>
+          <w:sz w:val="22"/>
+        </w:rPr>
+        <w:t>编制日期：2026年5月10日</w:t>
+      </w:r>
+    </w:p>
+    <w:p>
+      <w:pPr>
+        <w:jc w:val="left"/>
+      </w:pPr>
+      <w:r>
+        <w:rPr>
+          <w:sz w:val="22"/>
+        </w:rPr>
+        <w:t>编制团队：SRA2026-G10 项目组</w:t>
+      </w:r>
+    </w:p>
+    <w:p>
+      <w:pPr>
+        <w:jc w:val="left"/>
+      </w:pPr>
+      <w:r>
+        <w:rPr>
+          <w:sz w:val="22"/>
+        </w:rPr>
+        <w:t>适用范围：软件需求工程课程项目交付文档</w:t>
+      </w:r>
+    </w:p>
+    <w:p>
+      <w:pPr>
+        <w:jc w:val="left"/>
+      </w:pPr>
+      <w:r>
+        <w:rPr>
+          <w:sz w:val="22"/>
+        </w:rPr>
+        <w:t>依据：SRS、RG、UG、UC、PT、设计、测试、评审与配置管理基线材料</w:t>
+      </w:r>
+    </w:p>
+    <w:p>
+      <w:r>
+        <w:br w:type="page"/>
       </w:r>
     </w:p>
     <w:p>
@@ -16,6 +184,42 @@
       </w:pPr>
       <w:r>
         <w:t>校务问答机器人 / 智慧校园助手</w:t>
+      </w:r>
+    </w:p>
+    <w:p>
+      <w:pPr>
+        <w:pStyle w:val="Heading1"/>
+      </w:pPr>
+      <w:r>
+        <w:t>图示说明</w:t>
+      </w:r>
+    </w:p>
+    <w:p>
+      <w:r>
+        <w:t>DFD Level 0 说明用户提问、知识检索、答案返回、反馈记录和管理员维护的数据流。</w:t>
+      </w:r>
+    </w:p>
+    <w:p>
+      <w:r>
+        <w:t>内部微服务、部署图和安全边界属于架构补充，不作为系统边界本身。</w:t>
+      </w:r>
+    </w:p>
+    <w:p>
+      <w:r>
+        <w:t>不接入真实门禁、一卡通或核心校务系统写入接口。</w:t>
+      </w:r>
+    </w:p>
+    <w:p>
+      <w:r>
+        <w:t>不承诺生产 K8s、高可用和 7x24 运维，只说明后续可扩展方向。</w:t>
+      </w:r>
+    </w:p>
+    <w:p>
+      <w:pPr>
+        <w:pStyle w:val="Title"/>
+      </w:pPr>
+      <w:r>
+        <w:t>系统上下文图说明</w:t>
       </w:r>
     </w:p>
     <w:tbl>
@@ -386,26 +590,8 @@
       </w:tr>
     </w:tbl>
     <w:p>
-      <w:pPr>
-        <w:pStyle w:val="Heading1"/>
-      </w:pPr>
-      <w:r>
-        <w:t>图示说明</w:t>
-      </w:r>
-    </w:p>
-    <w:p>
       <w:r>
         <w:t>系统级上下文图说明外部参与者、外部校务信息来源、知识库和问答服务之间的关系。</w:t>
-      </w:r>
-    </w:p>
-    <w:p>
-      <w:r>
-        <w:t>DFD Level 0 说明用户提问、知识检索、答案返回、反馈记录和管理员维护的数据流。</w:t>
-      </w:r>
-    </w:p>
-    <w:p>
-      <w:r>
-        <w:t>内部微服务、部署图和安全边界属于架构补充，不作为系统边界本身。</w:t>
       </w:r>
     </w:p>
     <w:p>
@@ -414,16 +600,6 @@
       </w:pPr>
       <w:r>
         <w:t>边界排除</w:t>
-      </w:r>
-    </w:p>
-    <w:p>
-      <w:r>
-        <w:t>不接入真实门禁、一卡通或核心校务系统写入接口。</w:t>
-      </w:r>
-    </w:p>
-    <w:p>
-      <w:r>
-        <w:t>不承诺生产 K8s、高可用和 7x24 运维，只说明后续可扩展方向。</w:t>
       </w:r>
     </w:p>
     <w:sectPr>
